--- a/data/Agreements EU-LAC_EU-LAC Global Gateway Investment Agenda.docx
+++ b/data/Agreements EU-LAC_EU-LAC Global Gateway Investment Agenda.docx
@@ -2,13 +2,13 @@
 <file path=word/document.xml><?xml version="1.0" encoding="utf-8"?>
 <w:document xmlns:w="http://schemas.openxmlformats.org/wordprocessingml/2006/main" xmlns:m="http://schemas.openxmlformats.org/officeDocument/2006/math" xmlns:r="http://schemas.openxmlformats.org/officeDocument/2006/relationships" xmlns:o="urn:schemas-microsoft-com:office:office" xmlns:v="urn:schemas-microsoft-com:vml" xmlns:w10="urn:schemas-microsoft-com:office:word" xmlns:a="http://schemas.openxmlformats.org/drawingml/2006/main" xmlns:pic="http://schemas.openxmlformats.org/drawingml/2006/picture" xmlns:wp="http://schemas.openxmlformats.org/drawingml/2006/wordprocessingDrawing">
   <w:body>
-    <w:bookmarkStart w:id="26" w:name="X9b67c05cf3785a5cd8f2e7596e1cd227920cac8"/>
+    <w:bookmarkStart w:id="26" w:name="X13a9e4e3e8f19f12f4f36cac1d563d9b6b9bef5"/>
     <w:p>
       <w:pPr>
         <w:pStyle w:val="Heading1"/>
       </w:pPr>
       <w:r>
-        <w:t xml:space="preserve">EU-LAC Global Gateway Investment Agenda: Promoting Sustainable Development and Investment in Latin America and the Caribbean</w:t>
+        <w:t xml:space="preserve">The EU-LAC Global Gateway Investment Agenda: Key Projects and Priorities for Sustainable Development</w:t>
       </w:r>
     </w:p>
     <w:p>
@@ -23,7 +23,7 @@
         <w:t xml:space="preserve">Date</w:t>
       </w:r>
       <w:r>
-        <w:t xml:space="preserve">: 2023-07-17</w:t>
+        <w:t xml:space="preserve">: 2023-07</w:t>
       </w:r>
     </w:p>
     <w:p>
@@ -38,7 +38,7 @@
         <w:t xml:space="preserve">Location</w:t>
       </w:r>
       <w:r>
-        <w:t xml:space="preserve">: Luxembourg</w:t>
+        <w:t xml:space="preserve">: Luxembourg, Luxembourg</w:t>
       </w:r>
     </w:p>
     <w:bookmarkStart w:id="20" w:name="executive-summary"/>
@@ -55,7 +55,7 @@
         <w:pStyle w:val="FirstParagraph"/>
       </w:pPr>
       <w:r>
-        <w:t xml:space="preserve">The EU-LAC Global Gateway Investment Agenda, presented in July 2023, outlines strategic investment initiatives aimed at addressing the needs of Latin America and the Caribbean (LAC). With a commitment of over €45 billion until 2027, the agenda focuses on fostering green, digital, and fair transitions through public-private partnerships. It encompasses more than 130 projects across the region, including expanding telecom networks in Brazil, deploying 5G in Jamaica, and promoting green hydrogen in Chile. Key pillars include human development, health resilience, and tackling inequalities. The initiative also emphasizes sustainable supply chains for critical raw materials and aims to enhance social cohesion through the “Inclusive Societies” program, mobilizing €60 million for social inclusion efforts. Overall, the agenda seeks to leverage investments to promote innovation, job creation, and environmental sustainability in LAC.</w:t>
+        <w:t xml:space="preserve">The EU-LAC Global Gateway Investment Agenda, launched in July 2023, outlines the European Union’s commitment to invest over €45 billion in Latin America and the Caribbean (LAC) by 2027. The agenda focuses on fostering a green, digital, and fair transition through more than 130 projects across the region, targeting areas such as renewable energy, digital infrastructure, health resilience, and critical raw materials. Key initiatives include expanding telecom networks, supporting green hydrogen, electrifying public transport, and enhancing social cohesion. The agenda is structured around four pillars: a fair green transition, inclusive digital transformation, human development, and health resilience. Delivered through Team Europe—comprising the EU, its Member States, and financial institutions—the agenda leverages public-private partnerships to drive sustainable growth, innovation, and social inclusion in LAC countries.</w:t>
       </w:r>
     </w:p>
     <w:bookmarkEnd w:id="20"/>
@@ -77,7 +77,7 @@
         </w:numPr>
       </w:pPr>
       <w:r>
-        <w:t xml:space="preserve">The EU-LAC Global Gateway Investment Agenda aims to address investment needs in Latin America and the Caribbean, focusing on green, digital, and fair transitions.</w:t>
+        <w:t xml:space="preserve">Focuses on green, digital, and fair transitions to strengthen Latin America and the Caribbean’s potential in biodiversity, renewable energy, green hydrogen, agriculture, and critical raw materials.</w:t>
       </w:r>
     </w:p>
     <w:p>
@@ -89,7 +89,7 @@
         </w:numPr>
       </w:pPr>
       <w:r>
-        <w:t xml:space="preserve">It includes over 130 projects across the region, promoting joint value chains, innovation, and local growth.</w:t>
+        <w:t xml:space="preserve">Backed by over €45 billion from Team Europe (EU, Member States, EIB, and others) for public-private partnerships until 2027.</w:t>
       </w:r>
     </w:p>
     <w:p>
@@ -101,7 +101,7 @@
         </w:numPr>
       </w:pPr>
       <w:r>
-        <w:t xml:space="preserve">Team Europe has committed over €45 billion for partnerships until 2027, involving public-private collaborations.</w:t>
+        <w:t xml:space="preserve">Structured around four pillars: fair green transition, inclusive digital transformation, human development, and health resilience/vaccines.</w:t>
       </w:r>
     </w:p>
     <w:p>
@@ -113,7 +113,7 @@
         </w:numPr>
       </w:pPr>
       <w:r>
-        <w:t xml:space="preserve">Key initiatives include expanding telecom networks, renewable energy projects, and health resilience programs.</w:t>
+        <w:t xml:space="preserve">Encompasses 130+ projects, including telecom expansion, 5G deployment, electricity upgrades, energy access, green hydrogen, public transport electrification, and metro construction.</w:t>
       </w:r>
     </w:p>
     <w:p>
@@ -125,7 +125,19 @@
         </w:numPr>
       </w:pPr>
       <w:r>
-        <w:t xml:space="preserve">The agenda emphasizes tackling inequalities and enhancing social cohesion through various EU-funded programs.</w:t>
+        <w:t xml:space="preserve">Supports sustainable supply chains for critical raw materials and fosters green bond markets and local health manufacturing.</w:t>
+      </w:r>
+    </w:p>
+    <w:p>
+      <w:pPr>
+        <w:pStyle w:val="Compact"/>
+        <w:numPr>
+          <w:ilvl w:val="0"/>
+          <w:numId w:val="1001"/>
+        </w:numPr>
+      </w:pPr>
+      <w:r>
+        <w:t xml:space="preserve">Includes a €60 million “Inclusive Societies” programme to tackle inequalities and enhance social cohesion in the region.</w:t>
       </w:r>
     </w:p>
     <w:bookmarkEnd w:id="21"/>
@@ -195,7 +207,31 @@
               <w:pStyle w:val="Compact"/>
             </w:pPr>
             <w:r>
-              <w:t xml:space="preserve">European Union; EU Member States; European Commission</w:t>
+              <w:t xml:space="preserve">European Union; EU Member States; European Commission; Community of Latin American and Caribbean States; Governments</w:t>
+            </w:r>
+          </w:p>
+        </w:tc>
+      </w:tr>
+      <w:tr>
+        <w:tc>
+          <w:tcPr/>
+          <w:p>
+            <w:pPr>
+              <w:pStyle w:val="Compact"/>
+            </w:pPr>
+            <w:r>
+              <w:t xml:space="preserve">Research and Innovation Actors</w:t>
+            </w:r>
+          </w:p>
+        </w:tc>
+        <w:tc>
+          <w:tcPr/>
+          <w:p>
+            <w:pPr>
+              <w:pStyle w:val="Compact"/>
+            </w:pPr>
+            <w:r>
+              <w:t xml:space="preserve">EU-LAC Digital Alliance; Technology Organisations</w:t>
             </w:r>
           </w:p>
         </w:tc>
@@ -219,31 +255,7 @@
               <w:pStyle w:val="Compact"/>
             </w:pPr>
             <w:r>
-              <w:t xml:space="preserve">European Investment Bank (EIB); Private Sector Representatives; Inter-American Development Bank; World Bank</w:t>
-            </w:r>
-          </w:p>
-        </w:tc>
-      </w:tr>
-      <w:tr>
-        <w:tc>
-          <w:tcPr/>
-          <w:p>
-            <w:pPr>
-              <w:pStyle w:val="Compact"/>
-            </w:pPr>
-            <w:r>
-              <w:t xml:space="preserve">Research and Innovation Actors</w:t>
-            </w:r>
-          </w:p>
-        </w:tc>
-        <w:tc>
-          <w:tcPr/>
-          <w:p>
-            <w:pPr>
-              <w:pStyle w:val="Compact"/>
-            </w:pPr>
-            <w:r>
-              <w:t xml:space="preserve">EU-LAC Digital Alliance</w:t>
+              <w:t xml:space="preserve">Private Sector Representatives; Development Bank of Latin America and the Caribbean; Telecommunication Companies</w:t>
             </w:r>
           </w:p>
         </w:tc>
@@ -316,7 +328,7 @@
               <w:pStyle w:val="Compact"/>
             </w:pPr>
             <w:r>
-              <w:t xml:space="preserve">EU-LAC Digital Alliance; EU-CELAC Digital Partnership; Digital &amp; Technological Partnerships</w:t>
+              <w:t xml:space="preserve">EU-LAC Digital Alliance; EU-CELAC Digital Partnership; Digital &amp; Technological Partnerships; Bi-regional Cooperation; Global Digital Cooperation</w:t>
             </w:r>
           </w:p>
         </w:tc>
@@ -340,7 +352,7 @@
               <w:pStyle w:val="Compact"/>
             </w:pPr>
             <w:r>
-              <w:t xml:space="preserve">Digital Infrastructure; Digital Acceleration; Digital Sustainability</w:t>
+              <w:t xml:space="preserve">Digital Infrastructure; Digital Platforms; Digital Acceleration; Digital Economy; Digital Skills Development; Digital Ecosystem</w:t>
             </w:r>
           </w:p>
         </w:tc>
@@ -364,7 +376,7 @@
               <w:pStyle w:val="Compact"/>
             </w:pPr>
             <w:r>
-              <w:t xml:space="preserve">Social Cohesion; Digital Inclusion</w:t>
+              <w:t xml:space="preserve">Digital Inclusion; Social Cohesion; Connectivity; Sustainable Digital Development</w:t>
             </w:r>
           </w:p>
         </w:tc>
@@ -389,7 +401,7 @@
         </w:numPr>
       </w:pPr>
       <w:r>
-        <w:t xml:space="preserve">The EU has committed over €45 billion to support the partnership with Latin America and the Caribbean until 2027, focusing on green, digital, and fair transitions.</w:t>
+        <w:t xml:space="preserve">Team Europe has committed over €45 billion to support the reinforced partnership with Latin America and the Caribbean until 2027, involving EU Member States, the European Investment Bank (EIB), export credit agencies, and public-private partnerships.</w:t>
       </w:r>
     </w:p>
     <w:p>
@@ -401,7 +413,7 @@
         </w:numPr>
       </w:pPr>
       <w:r>
-        <w:t xml:space="preserve">Collaboration with the Brazilian government and EU private sector to expand telecoms networks in the Amazon region.</w:t>
+        <w:t xml:space="preserve">The EU is collaborating with the Brazilian government and EU private sector to expand telecoms networks in the Amazon region.</w:t>
       </w:r>
     </w:p>
     <w:p>
@@ -413,7 +425,7 @@
         </w:numPr>
       </w:pPr>
       <w:r>
-        <w:t xml:space="preserve">Deployment of 5G in Jamaica to achieve island-wide broadband access.</w:t>
+        <w:t xml:space="preserve">In Jamaica, the EU is supporting the deployment of 5G to achieve island-wide broadband access.</w:t>
       </w:r>
     </w:p>
     <w:p>
@@ -425,7 +437,7 @@
         </w:numPr>
       </w:pPr>
       <w:r>
-        <w:t xml:space="preserve">Upgrade of the electricity network in Paraguay with support to the Administración Nacional de Electricidad.</w:t>
+        <w:t xml:space="preserve">In Paraguay, the EU is supporting the upgrade of the electricity network in partnership with the Administración Nacional de Electricidad.</w:t>
       </w:r>
     </w:p>
     <w:p>
@@ -437,7 +449,7 @@
         </w:numPr>
       </w:pPr>
       <w:r>
-        <w:t xml:space="preserve">Joint project in Panama to ensure universal access to energy.</w:t>
+        <w:t xml:space="preserve">In Panama, the EU is supporting a joint project to achieve universal access to energy.</w:t>
       </w:r>
     </w:p>
     <w:p>
@@ -449,7 +461,7 @@
         </w:numPr>
       </w:pPr>
       <w:r>
-        <w:t xml:space="preserve">Development of a Team Europe Initiative (TEI) on Green Hydrogen (GH2) in Chile to promote investment opportunities.</w:t>
+        <w:t xml:space="preserve">In Chile, the EU has developed a Team Europe Initiative (TEI) on Green Hydrogen (GH2) to promote investment opportunities in green hydrogen.</w:t>
       </w:r>
     </w:p>
     <w:p>
@@ -461,7 +473,7 @@
         </w:numPr>
       </w:pPr>
       <w:r>
-        <w:t xml:space="preserve">Construction of a metro line in Colombia.</w:t>
+        <w:t xml:space="preserve">In Colombia, the EU is supporting the construction of a metro line.</w:t>
       </w:r>
     </w:p>
     <w:p>
@@ -473,7 +485,7 @@
         </w:numPr>
       </w:pPr>
       <w:r>
-        <w:t xml:space="preserve">Electrification of public transport in Costa Rica, including the conversion of 40 public buses to electric, reducing CO2 emissions by 5000 kilotons per year.</w:t>
+        <w:t xml:space="preserve">In Costa Rica, the EU is assisting with the electrification of public transport, including the conversion of the urban bus fleet to electric vehicles (40 public e-vehicles), contributing to a reduction of 5,000 CO2 kilotons per year.</w:t>
       </w:r>
     </w:p>
     <w:p>
@@ -485,7 +497,7 @@
         </w:numPr>
       </w:pPr>
       <w:r>
-        <w:t xml:space="preserve">Collaboration on Critical Raw Materials in Argentina and Chile to strengthen sustainable supply chains.</w:t>
+        <w:t xml:space="preserve">The EU is working with Latin American and Caribbean partners on Critical Raw Materials (such as lithium) in Argentina and Chile, and with the Critical Raw Materials Club to strengthen sustainable supply chains.</w:t>
       </w:r>
     </w:p>
     <w:p>
@@ -497,7 +509,7 @@
         </w:numPr>
       </w:pPr>
       <w:r>
-        <w:t xml:space="preserve">Establishment of the Team Europe Initiative ‘Brazil Tropical Forests’ and contribution to the Amazon Fund.</w:t>
+        <w:t xml:space="preserve">The Team Europe Initiative ‘Brazil Tropical Forests’ has been established, with the EU also contributing to the Amazon Fund.</w:t>
       </w:r>
     </w:p>
     <w:p>
@@ -509,7 +521,7 @@
         </w:numPr>
       </w:pPr>
       <w:r>
-        <w:t xml:space="preserve">Launch of the EU programme “Inclusive Societies” with €60 million to tackle inequalities and enhance social cohesion in Latin America and the Caribbean.</w:t>
+        <w:t xml:space="preserve">The EU announced the new “Inclusive Societies” programme for Latin America and the Caribbean, with €60 million from the EU budget to tackle inequalities, reduce poverty, and enhance social inclusion and cohesion.</w:t>
       </w:r>
     </w:p>
     <w:p>
@@ -521,7 +533,7 @@
         </w:numPr>
       </w:pPr>
       <w:r>
-        <w:t xml:space="preserve">Extension of the BELLA cable and creation of two regional Copernicus centres for disaster risk reduction and climate monitoring as part of EU-LAC digital cooperation.</w:t>
+        <w:t xml:space="preserve">The EU is preparing a Team Europe platform to enhance social cohesion and tackle inequalities in Latin America and the Caribbean.</w:t>
       </w:r>
     </w:p>
     <w:p>
@@ -533,7 +545,7 @@
         </w:numPr>
       </w:pPr>
       <w:r>
-        <w:t xml:space="preserve">Development of the LAC-Global Green Bonds Initiative to mobilize capital for a sustainable transition.</w:t>
+        <w:t xml:space="preserve">EU-LAC digital cooperation activities are underway, including the extension of the BELLA cable and the creation of two regional Copernicus centres for disaster risk reduction, climate change, and land and marine monitoring.</w:t>
       </w:r>
     </w:p>
     <w:p>
@@ -545,7 +557,19 @@
         </w:numPr>
       </w:pPr>
       <w:r>
-        <w:t xml:space="preserve">Support for local medicines and vaccine manufacturing through the LAC-Health Resilience initiative, including regulatory frameworks.</w:t>
+        <w:t xml:space="preserve">The LAC-Global Green Bonds Initiative is fostering the development of the green bond market in Latin America and the Caribbean to mobilise capital for sustainable transition.</w:t>
+      </w:r>
+    </w:p>
+    <w:p>
+      <w:pPr>
+        <w:pStyle w:val="Compact"/>
+        <w:numPr>
+          <w:ilvl w:val="0"/>
+          <w:numId w:val="1002"/>
+        </w:numPr>
+      </w:pPr>
+      <w:r>
+        <w:t xml:space="preserve">The LAC-Health Resilience initiative is supporting the development of local medicines and vaccine manufacturing, as well as strengthening health systems resilience and regulatory frameworks.</w:t>
       </w:r>
     </w:p>
     <w:bookmarkEnd w:id="24"/>
@@ -567,7 +591,7 @@
         </w:numPr>
       </w:pPr>
       <w:r>
-        <w:t xml:space="preserve">Team Europe has committed over €45 billion to support the partnership with Latin America and the Caribbean until 2027.</w:t>
+        <w:t xml:space="preserve">Team Europe has committed over €45 billion to support the reinforced partnership with Latin America and the Caribbean until 2027.</w:t>
       </w:r>
     </w:p>
     <w:p>
@@ -579,19 +603,7 @@
         </w:numPr>
       </w:pPr>
       <w:r>
-        <w:t xml:space="preserve">The EU will contribute €60 million from the EU budget to enhance social cohesion and tackle inequalities in Latin America and the Caribbean.</w:t>
-      </w:r>
-    </w:p>
-    <w:p>
-      <w:pPr>
-        <w:pStyle w:val="Compact"/>
-        <w:numPr>
-          <w:ilvl w:val="0"/>
-          <w:numId w:val="1003"/>
-        </w:numPr>
-      </w:pPr>
-      <w:r>
-        <w:t xml:space="preserve">The conversion of the urban bus fleet to electric in Costa Rica will contribute to a reduction of 5000 CO2 kilotons per year.</w:t>
+        <w:t xml:space="preserve">€60 million from the EU budget to be mobilised for the new EU programme “Inclusive Societies” for Latin America and the Caribbean.</w:t>
       </w:r>
     </w:p>
     <w:bookmarkEnd w:id="25"/>
